--- a/research/Detection_Article_v3_2026-08-15.docx
+++ b/research/Detection_Article_v3_2026-08-15.docx
@@ -713,7 +713,7 @@
         <w:spacing w:after="140"/>
       </w:pPr>
       <w:r>
-        <w:t xml:space="preserve">Sixteen independent experts, working in 11 countries across 5 continents, each read the full 24-record corpus and returned 384 graded judgments, unpaid and in a personal capacity, none of them having discussed a record with any other. What follows rests on that effort.</w:t>
+        <w:t xml:space="preserve">Sixteen independent experts, working in 11 countries across 5 continents, each read the full 24-record corpus and returned 384 graded judgments, unpaid and in a personal capacity, none of them having discussed a record with any other. What follows rests on that effort. They are 16 of the 58 independent experts who have graded records for this programme; all 58 are credited in the Acknowledgments, and the results below are scoped to these 16 alone.</w:t>
       </w:r>
     </w:p>
     <w:p>
@@ -2331,15 +2331,79 @@
         <w:spacing w:after="140"/>
       </w:pPr>
       <w:r>
-        <w:t xml:space="preserve">This study exists because sixteen independent experts in 11 countries across 5 continents each read a full corpus of 24 records with care, on their own time, without payment, and with nothing at stake in the outcome. That is 384 independent judgments given to a question none of them had to take an interest in. The quality of the panel is why the detection result is worth reporting at all, and its international and linguistic range is a methodological asset rather than a courtesy, for the reasons set out in Section 2.1.</w:t>
-      </w:r>
-    </w:p>
-    <w:p>
-      <w:pPr>
-        <w:spacing w:after="140"/>
-      </w:pPr>
-      <w:r>
-        <w:t xml:space="preserve">These sixteen are part of a wider effort. Across the programme's two review studies, 36 independent experts have each completed a full 24-record set, sixteen in the detection panel reported here and twenty in the separate comparison study, in 16 countries across 5 continents. Counting the reliability study as well, 58 international reviewers have graded records for this work, every one of them unpaid and working in a personal capacity. Those wider figures are context rather than results: the detection finding in Section 5 rests on the sixteen panel members and their 384 graded reads, and on nothing else.</w:t>
+        <w:rPr>
+          <w:b/>
+        </w:rPr>
+        <w:t xml:space="preserve">Fifty-eight independent experts have graded records for this programme.</w:t>
+      </w:r>
+      <w:r>
+        <w:t xml:space="preserve"> Every one of them worked unpaid, in a personal capacity, with nothing at stake in the outcome, and none of them had to take an interest in the question. They are acknowledged here together, because the programme is one body of work and the people who carried it do not become less relevant to a reader depending on which study a given paper reports.</w:t>
+      </w:r>
+    </w:p>
+    <w:p>
+      <w:pPr>
+        <w:spacing w:after="140"/>
+      </w:pPr>
+      <w:r>
+        <w:t xml:space="preserve">They divide as follows, and each group did something the others did not.</w:t>
+      </w:r>
+    </w:p>
+    <w:p>
+      <w:pPr>
+        <w:spacing w:after="140"/>
+      </w:pPr>
+      <w:r>
+        <w:rPr>
+          <w:b/>
+        </w:rPr>
+        <w:t xml:space="preserve">The detection panel, 16 independent experts across 11 countries and 5 continents.</w:t>
+      </w:r>
+      <w:r>
+        <w:t xml:space="preserve"> Each read the full 24-record corpus cold, blind to a verified key, and returned 384 graded judgments. This paper's result is theirs. Its international and linguistic range is a methodological asset rather than a courtesy, for the reasons set out in Section 2.1.</w:t>
+      </w:r>
+    </w:p>
+    <w:p>
+      <w:pPr>
+        <w:spacing w:after="140"/>
+      </w:pPr>
+      <w:r>
+        <w:rPr>
+          <w:b/>
+        </w:rPr>
+        <w:t xml:space="preserve">The comparison study, 20 independent experts.</w:t>
+      </w:r>
+      <w:r>
+        <w:t xml:space="preserve"> Each completed the same full 24-record corpus under the design described in Section 4.8, and did so without knowing what the comparison was testing, which is what made the comparison possible at all. Their work closed on 15 August 2026 and will be reported in full in its own paper, whatever it shows. A reviewer who completes twenty-four blind reads to answer a question they cannot be told about has done the harder version of this job, and it would be wrong to acknowledge them only in the paper their data happens to appear in.</w:t>
+      </w:r>
+    </w:p>
+    <w:p>
+      <w:pPr>
+        <w:spacing w:after="140"/>
+      </w:pPr>
+      <w:r>
+        <w:rPr>
+          <w:b/>
+        </w:rPr>
+        <w:t xml:space="preserve">The reliability study, 25 raters.</w:t>
+      </w:r>
+      <w:r>
+        <w:t xml:space="preserve"> Eight worked as expert raters and seventeen as trained reviewers on the shared record set, producing the labels behind the coefficients in Section 5.3 and the per-condition analysis in Section 5.4. Section 5.4 exists only because they recorded a judgment on each of the five conditions separately rather than only the overall read.</w:t>
+      </w:r>
+    </w:p>
+    <w:p>
+      <w:pPr>
+        <w:spacing w:after="140"/>
+      </w:pPr>
+      <w:r>
+        <w:t xml:space="preserve">Across the two review studies, 36 independent experts have each completed a full 24-record set, in 16 countries across 5 continents. Every completer code resolved to a country; none was estimated.</w:t>
+      </w:r>
+    </w:p>
+    <w:p>
+      <w:pPr>
+        <w:spacing w:after="140"/>
+      </w:pPr>
+      <w:r>
+        <w:t xml:space="preserve">Those wider figures are acknowledgment, not results. The detection finding in Section 5 rests on the sixteen panel members and their 384 graded reads, and on nothing else. Keeping the credit wide and the claim narrow is deliberate, and both halves of that sentence are meant.</w:t>
       </w:r>
     </w:p>
     <w:p>
@@ -2355,7 +2419,7 @@
         <w:spacing w:after="140"/>
       </w:pPr>
       <w:r>
-        <w:t xml:space="preserve">We thank the international reviewer panel for their care and their independent judgment. Reviewers are recognized as named contributors with their consent; they are not co-authors of this paper.</w:t>
+        <w:t xml:space="preserve">We thank every reviewer across all three studies for their care and their independent judgment. Reviewers in all three are recognized as named contributors with their consent, on the same terms and with the same standing; none is a co-author of this paper. Recognition is not scoped to the study a given paper reports.</w:t>
       </w:r>
     </w:p>
     <w:p>

--- a/research/Detection_Article_v3_2026-08-15.docx
+++ b/research/Detection_Article_v3_2026-08-15.docx
@@ -212,7 +212,7 @@
         <w:t xml:space="preserve">Supporting results.</w:t>
       </w:r>
       <w:r>
-        <w:t xml:space="preserve"> Three AI systems from three different vendors applied the same review to the same records and agreed at a mean pairwise rate of 87.8 percent on the most recent nightly run across 15 records, indicating consistent application at machine level, which is distinct from accuracy. Independent expert and trained-reviewer panels applied the five conditions to a shared 10-record set, reaching Gwet's AC1 of 0.739 and 0.623 respectively, in the substantial range and clearing the pre-registered point floor of 0.61; the confidence intervals around both are wide and the plan's lower-bound criterion is not met, so these reliability figures are reported as interim, resting on 10 of approximately 26 pooled records.</w:t>
+        <w:t xml:space="preserve"> Three AI systems from three different vendors applied the same review to the same records across 41 nightly runs on a fixed 15-record set, reaching a mean pairwise agreement of 87.2 percent (95 percent CI 86.2 to 88.2), indicating consistent application at machine level, which is distinct from accuracy. Independent expert and trained-reviewer panels applied the five conditions to a shared 10-record set, reaching Gwet's AC1 of 0.739 and 0.623 respectively, in the substantial range and clearing the pre-registered point floor of 0.61; the confidence intervals around both are wide and the plan's lower-bound criterion is not met, so these reliability figures are reported as interim, resting on 10 of approximately 26 pooled records.</w:t>
       </w:r>
     </w:p>
     <w:p>
@@ -1303,16 +1303,41 @@
         <w:spacing w:after="140"/>
       </w:pPr>
       <w:r>
-        <w:t xml:space="preserve">Across 15 constructed records, three independent vendor models reached a mean pairwise agreement of </w:t>
-      </w:r>
-      <w:r>
-        <w:rPr>
-          <w:b/>
-        </w:rPr>
-        <w:t xml:space="preserve">87.8 percent</w:t>
-      </w:r>
-      <w:r>
-        <w:t xml:space="preserve"> on the determination on the most recent nightly run (2026-08-12). Fifty-five cross-vendor runs are on record between 13 June and 12 August 2026, with a mean of 84.5 percent, a median of 85.6 percent, and a range of 66.7 to 93.3 percent. Runs early in the series scored a smaller record set as the corpus grew, so the run-to-run figures are not on a constant denominator and the series is reported as a range rather than as a trend. This indicates consistent application at machine level and is explicitly not a measure of correctness.</w:t>
+        <w:t xml:space="preserve">Three independent vendor models judged the same constructed records nightly. On the fixed 15-record set the series runs from 29 June to 15 August 2026 and comprises </w:t>
+      </w:r>
+      <w:r>
+        <w:rPr>
+          <w:b/>
+        </w:rPr>
+        <w:t xml:space="preserve">41 runs</w:t>
+      </w:r>
+      <w:r>
+        <w:t xml:space="preserve">, with a mean pairwise agreement on the determination of </w:t>
+      </w:r>
+      <w:r>
+        <w:rPr>
+          <w:b/>
+        </w:rPr>
+        <w:t xml:space="preserve">87.2 percent</w:t>
+      </w:r>
+      <w:r>
+        <w:t xml:space="preserve"> (95 percent CI 86.2 to 88.2; median 86.7, SD 3.2 points, range 82.2 to 93.3).</w:t>
+      </w:r>
+    </w:p>
+    <w:p>
+      <w:pPr>
+        <w:spacing w:after="140"/>
+      </w:pPr>
+      <w:r>
+        <w:t xml:space="preserve">The series is reported rather than any single run, and the denominator is held constant, for a reason that changes the figure materially. Fifteen earlier runs scored only 2 or 3 records while the corpus was being built. On a 3-record run a single disagreement moves the mean by 11 points, and those runs are the entire source of the 66.7 percent low that appears when all 56 cross-vendor runs are pooled. Pooling across denominators also weights a 3-record run equally with a 15-record one. Restricted to the fixed set, the observed range is 82.2 to 93.3.</w:t>
+      </w:r>
+    </w:p>
+    <w:p>
+      <w:pPr>
+        <w:spacing w:after="140"/>
+      </w:pPr>
+      <w:r>
+        <w:t xml:space="preserve">Reporting the series rather than the latest run is also the only stable choice: the process runs nightly, so a single-run figure is stale the following morning. This measures consistency of application and is explicitly not a measure of correctness.</w:t>
       </w:r>
     </w:p>
     <w:p>
@@ -2071,7 +2096,7 @@
         <w:spacing w:after="140"/>
       </w:pPr>
       <w:r>
-        <w:t xml:space="preserve">Stated in full, this is what the study supports. Decision Reconstruction Risk is detectable by independent experts, at 83.9 percent accuracy against a verified key, clearing a threshold fixed before the data were seen, by a panel spanning 11 countries and 5 continents. The review is applied consistently by independent machines at 87.8 percent cross-vendor agreement on the latest run, and by independent human experts at AC1 0.74, interim. What the study does not address is whether the method improves on unaided expert judgment, and no claim about that is made here. A property can be real, visible, and worth building controls around long before anyone has shown that a particular instrument beats expert intuition at spotting it. Establishing that it can be seen at all is what makes the second question askable.</w:t>
+        <w:t xml:space="preserve">Stated in full, this is what the study supports. Decision Reconstruction Risk is detectable by independent experts, at 83.9 percent accuracy against a verified key, clearing a threshold fixed before the data were seen, by a panel spanning 11 countries and 5 continents. The review is applied consistently by independent machines at 87.2 percent mean cross-vendor agreement across 41 runs on a fixed record set, and by independent human experts at AC1 0.74, interim. What the study does not address is whether the method improves on unaided expert judgment, and no claim about that is made here. A property can be real, visible, and worth building controls around long before anyone has shown that a particular instrument beats expert intuition at spotting it. Establishing that it can be seen at all is what makes the second question askable.</w:t>
       </w:r>
     </w:p>
     <w:p>
@@ -2515,19 +2540,37 @@
         <w:rPr>
           <w:b/>
         </w:rPr>
-        <w:t xml:space="preserve">3. Cross-vendor reproducibility corrected.</w:t>
-      </w:r>
-      <w:r>
-        <w:t xml:space="preserve"> The draft carried 84 percent from a run dated 2026-07-06, with a band of 78 to 87 percent. The current figure is </w:t>
-      </w:r>
-      <w:r>
-        <w:rPr>
-          <w:b/>
-        </w:rPr>
-        <w:t xml:space="preserve">87.8 percent</w:t>
-      </w:r>
-      <w:r>
-        <w:t xml:space="preserve"> from 2026-08-12. Fifty-five cross-vendor runs are on record with a mean of 84.5, a median of 85.6 and a range of 66.7 to 93.3. The draft's band understated the spread. Added: early runs scored fewer records as the corpus grew, so the series is not on a constant denominator, which the draft did not say.</w:t>
+        <w:t xml:space="preserve">3. Cross-vendor reproducibility rebuilt as a series on a constant denominator.</w:t>
+      </w:r>
+      <w:r>
+        <w:t xml:space="preserve"> The draft carried 84 percent from a single run dated 2026-07-06 with a band of 78 to 87 percent. Two things were wrong with that and both are fixed. </w:t>
+      </w:r>
+      <w:r>
+        <w:rPr>
+          <w:b/>
+        </w:rPr>
+        <w:t xml:space="preserve">A single-run figure is stale the next morning</w:t>
+      </w:r>
+      <w:r>
+        <w:t xml:space="preserve">, because the process runs nightly: between drafting this revision and checking it, the latest run moved from 87.8 percent on 12 August to 82.2 percent on 15 August. </w:t>
+      </w:r>
+      <w:r>
+        <w:rPr>
+          <w:b/>
+        </w:rPr>
+        <w:t xml:space="preserve">And pooling every run mixes denominators</w:t>
+      </w:r>
+      <w:r>
+        <w:t xml:space="preserve">: 15 of the 56 cross-vendor runs scored only 2 or 3 records while the corpus was being built, where one disagreement moves the mean by 11 points, and those runs are the sole source of the 66.7 percent low. The figure is now the 41-run series on the fixed 15-record set: </w:t>
+      </w:r>
+      <w:r>
+        <w:rPr>
+          <w:b/>
+        </w:rPr>
+        <w:t xml:space="preserve">mean 87.2 percent, 95 percent CI 86.2 to 88.2, median 86.7, SD 3.2, range 82.2 to 93.3.</w:t>
+      </w:r>
+      <w:r>
+        <w:t xml:space="preserve"> This is both more defensible and slightly stronger than the mixed-denominator mean of 84.4.</w:t>
       </w:r>
     </w:p>
     <w:p>
